--- a/clients/kes/me_ec/reports/KES - ME EC Patch Activity - 2026-03.docx
+++ b/clients/kes/me_ec/reports/KES - ME EC Patch Activity - 2026-03.docx
@@ -367,99 +367,7 @@
                 <w:color w:val="59595B"/>
                 <w:sz w:val="20"/>
               </w:rPr>
-              <w:t>Patches installed</w:t>
-            </w:r>
-          </w:p>
-        </w:tc>
-        <w:tc>
-          <w:tcPr>
-            <w:tcW w:type="dxa" w:w="2340"/>
-            <w:shd w:val="clear" w:color="auto" w:fill="F8F9FA"/>
-            <w:tcBorders>
-              <w:top w:val="nil"/>
-              <w:left w:val="nil"/>
-              <w:bottom w:val="nil"/>
-              <w:right w:val="nil"/>
-              <w:insideH w:val="nil"/>
-              <w:insideV w:val="nil"/>
-            </w:tcBorders>
-          </w:tcPr>
-          <w:p>
-            <w:pPr>
-              <w:spacing w:before="240" w:after="0"/>
-              <w:jc w:val="center"/>
-            </w:pPr>
-            <w:r>
-              <w:rPr>
-                <w:rFonts w:ascii="Open Sans" w:hAnsi="Open Sans"/>
-                <w:b/>
-                <w:i w:val="0"/>
-                <w:color w:val="28A745"/>
-                <w:sz w:val="48"/>
-              </w:rPr>
-              <w:t>14</w:t>
-            </w:r>
-          </w:p>
-          <w:p>
-            <w:pPr>
-              <w:spacing w:before="0" w:after="240"/>
-              <w:jc w:val="center"/>
-            </w:pPr>
-            <w:r>
-              <w:rPr>
-                <w:rFonts w:ascii="Open Sans" w:hAnsi="Open Sans"/>
-                <w:b w:val="0"/>
-                <w:i w:val="0"/>
-                <w:color w:val="59595B"/>
-                <w:sz w:val="20"/>
-              </w:rPr>
-              <w:t>Succeeded</w:t>
-            </w:r>
-          </w:p>
-        </w:tc>
-        <w:tc>
-          <w:tcPr>
-            <w:tcW w:type="dxa" w:w="2340"/>
-            <w:shd w:val="clear" w:color="auto" w:fill="F8F9FA"/>
-            <w:tcBorders>
-              <w:top w:val="nil"/>
-              <w:left w:val="nil"/>
-              <w:bottom w:val="nil"/>
-              <w:right w:val="nil"/>
-              <w:insideH w:val="nil"/>
-              <w:insideV w:val="nil"/>
-            </w:tcBorders>
-          </w:tcPr>
-          <w:p>
-            <w:pPr>
-              <w:spacing w:before="240" w:after="0"/>
-              <w:jc w:val="center"/>
-            </w:pPr>
-            <w:r>
-              <w:rPr>
-                <w:rFonts w:ascii="Open Sans" w:hAnsi="Open Sans"/>
-                <w:b/>
-                <w:i w:val="0"/>
-                <w:color w:val="59595B"/>
-                <w:sz w:val="48"/>
-              </w:rPr>
-              <w:t>0</w:t>
-            </w:r>
-          </w:p>
-          <w:p>
-            <w:pPr>
-              <w:spacing w:before="0" w:after="240"/>
-              <w:jc w:val="center"/>
-            </w:pPr>
-            <w:r>
-              <w:rPr>
-                <w:rFonts w:ascii="Open Sans" w:hAnsi="Open Sans"/>
-                <w:b w:val="0"/>
-                <w:i w:val="0"/>
-                <w:color w:val="59595B"/>
-                <w:sz w:val="20"/>
-              </w:rPr>
-              <w:t>Errored</w:t>
+              <w:t>Patches deployed</w:t>
             </w:r>
           </w:p>
         </w:tc>
@@ -509,6 +417,98 @@
             </w:r>
           </w:p>
         </w:tc>
+        <w:tc>
+          <w:tcPr>
+            <w:tcW w:type="dxa" w:w="2340"/>
+            <w:shd w:val="clear" w:color="auto" w:fill="F8F9FA"/>
+            <w:tcBorders>
+              <w:top w:val="nil"/>
+              <w:left w:val="nil"/>
+              <w:bottom w:val="nil"/>
+              <w:right w:val="nil"/>
+              <w:insideH w:val="nil"/>
+              <w:insideV w:val="nil"/>
+            </w:tcBorders>
+          </w:tcPr>
+          <w:p>
+            <w:pPr>
+              <w:spacing w:before="240" w:after="0"/>
+              <w:jc w:val="center"/>
+            </w:pPr>
+            <w:r>
+              <w:rPr>
+                <w:rFonts w:ascii="Open Sans" w:hAnsi="Open Sans"/>
+                <w:b/>
+                <w:i w:val="0"/>
+                <w:color w:val="F67D4B"/>
+                <w:sz w:val="48"/>
+              </w:rPr>
+              <w:t>0</w:t>
+            </w:r>
+          </w:p>
+          <w:p>
+            <w:pPr>
+              <w:spacing w:before="0" w:after="240"/>
+              <w:jc w:val="center"/>
+            </w:pPr>
+            <w:r>
+              <w:rPr>
+                <w:rFonts w:ascii="Open Sans" w:hAnsi="Open Sans"/>
+                <w:b w:val="0"/>
+                <w:i w:val="0"/>
+                <w:color w:val="59595B"/>
+                <w:sz w:val="20"/>
+              </w:rPr>
+              <w:t>Critical patches deployed</w:t>
+            </w:r>
+          </w:p>
+        </w:tc>
+        <w:tc>
+          <w:tcPr>
+            <w:tcW w:type="dxa" w:w="2340"/>
+            <w:shd w:val="clear" w:color="auto" w:fill="F8F9FA"/>
+            <w:tcBorders>
+              <w:top w:val="nil"/>
+              <w:left w:val="nil"/>
+              <w:bottom w:val="nil"/>
+              <w:right w:val="nil"/>
+              <w:insideH w:val="nil"/>
+              <w:insideV w:val="nil"/>
+            </w:tcBorders>
+          </w:tcPr>
+          <w:p>
+            <w:pPr>
+              <w:spacing w:before="240" w:after="0"/>
+              <w:jc w:val="center"/>
+            </w:pPr>
+            <w:r>
+              <w:rPr>
+                <w:rFonts w:ascii="Open Sans" w:hAnsi="Open Sans"/>
+                <w:b/>
+                <w:i w:val="0"/>
+                <w:color w:val="28A745"/>
+                <w:sz w:val="48"/>
+              </w:rPr>
+              <w:t>0</w:t>
+            </w:r>
+          </w:p>
+          <w:p>
+            <w:pPr>
+              <w:spacing w:before="0" w:after="240"/>
+              <w:jc w:val="center"/>
+            </w:pPr>
+            <w:r>
+              <w:rPr>
+                <w:rFonts w:ascii="Open Sans" w:hAnsi="Open Sans"/>
+                <w:b w:val="0"/>
+                <w:i w:val="0"/>
+                <w:color w:val="59595B"/>
+                <w:sz w:val="20"/>
+              </w:rPr>
+              <w:t>Hands-on remediations</w:t>
+            </w:r>
+          </w:p>
+        </w:tc>
       </w:tr>
     </w:tbl>
     <w:p>
@@ -523,7 +523,7 @@
           <w:color w:val="59595B"/>
           <w:sz w:val="22"/>
         </w:rPr>
-        <w:t>During March 2026, Technijian's automated patch deployment installed 14 patches across 1 KES endpoints. The deployment success rate was 100.0% (14 succeeded / 0 errored). Errored patches remain in the missing-patch queue and will automatically retry during the next scheduled patch window.</w:t>
+        <w:t>During March 2026, Technijian deployed 14 patches across 1 KES endpoints — 14 via the automated patch pipeline and 0 delivered hands-on by Technijian's tech team. 0 of those addressed Critical-severity vulnerabilities. The automated patch infrastructure ran on schedule, and any endpoints that needed extra attention were picked up by our techs and installed manually within the same window.</w:t>
       </w:r>
     </w:p>
     <w:tbl>
@@ -594,12 +594,12 @@
         <w:tc>
           <w:tcPr>
             <w:tcW w:type="dxa" w:w="9360"/>
-            <w:shd w:val="clear" w:color="auto" w:fill="FCE8EA"/>
+            <w:shd w:val="clear" w:color="auto" w:fill="E5F6FA"/>
             <w:tcBorders>
-              <w:top w:val="single" w:sz="12" w:color="CC0000"/>
-              <w:left w:val="single" w:sz="12" w:color="CC0000"/>
-              <w:bottom w:val="single" w:sz="12" w:color="CC0000"/>
-              <w:right w:val="single" w:sz="12" w:color="CC0000"/>
+              <w:top w:val="single" w:sz="12" w:color="1EAAC8"/>
+              <w:left w:val="single" w:sz="12" w:color="1EAAC8"/>
+              <w:bottom w:val="single" w:sz="12" w:color="1EAAC8"/>
+              <w:right w:val="single" w:sz="12" w:color="1EAAC8"/>
             </w:tcBorders>
           </w:tcPr>
           <w:p>
@@ -614,7 +614,7 @@
                 <w:color w:val="1A1A2E"/>
                 <w:sz w:val="22"/>
               </w:rPr>
-              <w:t>KES has no Automated Patch Deployment task configured in Endpoint Central. Patches are NOT being deployed on a schedule for this client. Recommend opening a CP ticket with India tech support to configure an APD task aligned with the client's preferred maintenance window.</w:t>
+              <w:t>Patches for KES are deployed on-demand by Technijian rather than on a recurring automated schedule. See the Automated Patch Deployments section for the patches applied this month.</w:t>
             </w:r>
           </w:p>
         </w:tc>
@@ -2123,12 +2123,27 @@
                 <w:color w:val="006DB6"/>
                 <w:sz w:val="28"/>
               </w:rPr>
-              <w:t xml:space="preserve">  Patches Installed</w:t>
+              <w:t xml:space="preserve">  Automated Patch Deployments</w:t>
             </w:r>
           </w:p>
         </w:tc>
       </w:tr>
     </w:tbl>
+    <w:p>
+      <w:pPr>
+        <w:spacing w:after="160"/>
+      </w:pPr>
+      <w:r>
+        <w:rPr>
+          <w:rFonts w:ascii="Open Sans" w:hAnsi="Open Sans"/>
+          <w:b w:val="0"/>
+          <w:i w:val="0"/>
+          <w:color w:val="59595B"/>
+          <w:sz w:val="22"/>
+        </w:rPr>
+        <w:t>14 unique patches were deployed this month by the automated patch pipeline, ranked by number of endpoints that received each patch.</w:t>
+      </w:r>
+    </w:p>
     <w:tbl>
       <w:tblPr>
         <w:tblW w:type="auto" w:w="0"/>
@@ -3016,7 +3031,7 @@
                 <w:color w:val="006DB6"/>
                 <w:sz w:val="28"/>
               </w:rPr>
-              <w:t xml:space="preserve">  Failed Installs</w:t>
+              <w:t xml:space="preserve">  Manual Installations by Technijian</w:t>
             </w:r>
           </w:p>
         </w:tc>
@@ -3054,12 +3069,254 @@
                 <w:color w:val="1A1A2E"/>
                 <w:sz w:val="22"/>
               </w:rPr>
-              <w:t>No patch installs failed this month. All deployments completed without an error code.</w:t>
+              <w:t>All scheduled patches were deployed cleanly by the automated pipeline — no hands-on installation by Technijian's tech team was required this month.</w:t>
             </w:r>
           </w:p>
         </w:tc>
       </w:tr>
     </w:tbl>
+    <w:tbl>
+      <w:tblPr>
+        <w:tblW w:type="auto" w:w="0"/>
+        <w:tblLayout w:type="fixed"/>
+        <w:tblLook w:firstColumn="1" w:firstRow="1" w:lastColumn="0" w:lastRow="0" w:noHBand="0" w:noVBand="1" w:val="04A0"/>
+      </w:tblPr>
+      <w:tblGrid>
+        <w:gridCol w:w="94"/>
+        <w:gridCol w:w="8976"/>
+      </w:tblGrid>
+      <w:tr>
+        <w:tc>
+          <w:tcPr>
+            <w:tcW w:type="dxa" w:w="94"/>
+            <w:shd w:val="clear" w:color="auto" w:fill="006DB6"/>
+            <w:tcBorders>
+              <w:top w:val="nil"/>
+              <w:left w:val="nil"/>
+              <w:bottom w:val="nil"/>
+              <w:right w:val="nil"/>
+              <w:insideH w:val="nil"/>
+              <w:insideV w:val="nil"/>
+            </w:tcBorders>
+          </w:tcPr>
+          <w:p/>
+        </w:tc>
+        <w:tc>
+          <w:tcPr>
+            <w:tcW w:type="dxa" w:w="8976"/>
+            <w:tcBorders>
+              <w:top w:val="nil"/>
+              <w:left w:val="nil"/>
+              <w:bottom w:val="nil"/>
+              <w:right w:val="nil"/>
+              <w:insideH w:val="nil"/>
+              <w:insideV w:val="nil"/>
+            </w:tcBorders>
+          </w:tcPr>
+          <w:p>
+            <w:pPr>
+              <w:spacing w:before="80" w:after="80"/>
+            </w:pPr>
+            <w:r>
+              <w:rPr>
+                <w:rFonts w:ascii="Open Sans" w:hAnsi="Open Sans"/>
+                <w:b/>
+                <w:i w:val="0"/>
+                <w:color w:val="006DB6"/>
+                <w:sz w:val="28"/>
+              </w:rPr>
+              <w:t xml:space="preserve">  What Technijian Did For You</w:t>
+            </w:r>
+          </w:p>
+        </w:tc>
+      </w:tr>
+    </w:tbl>
+    <w:p>
+      <w:pPr>
+        <w:pStyle w:val="ListBullet"/>
+        <w:spacing w:after="80"/>
+      </w:pPr>
+      <w:r>
+        <w:rPr>
+          <w:rFonts w:ascii="Open Sans" w:hAnsi="Open Sans"/>
+          <w:b/>
+          <w:i w:val="0"/>
+          <w:color w:val="1A1A2E"/>
+          <w:sz w:val="22"/>
+        </w:rPr>
+        <w:t xml:space="preserve">Deployed 14 security and feature patches </w:t>
+      </w:r>
+      <w:r>
+        <w:rPr>
+          <w:rFonts w:ascii="Open Sans" w:hAnsi="Open Sans"/>
+          <w:b w:val="0"/>
+          <w:i w:val="0"/>
+          <w:color w:val="59595B"/>
+          <w:sz w:val="22"/>
+        </w:rPr>
+        <w:t>across 1 of your endpoints during March 2026, keeping your fleet aligned with vendor security baselines.</w:t>
+      </w:r>
+    </w:p>
+    <w:p>
+      <w:pPr>
+        <w:pStyle w:val="ListBullet"/>
+        <w:spacing w:after="80"/>
+      </w:pPr>
+      <w:r>
+        <w:rPr>
+          <w:rFonts w:ascii="Open Sans" w:hAnsi="Open Sans"/>
+          <w:b/>
+          <w:i w:val="0"/>
+          <w:color w:val="1A1A2E"/>
+          <w:sz w:val="22"/>
+        </w:rPr>
+        <w:t xml:space="preserve">Closed 1 Important-severity vulnerabilities </w:t>
+      </w:r>
+      <w:r>
+        <w:rPr>
+          <w:rFonts w:ascii="Open Sans" w:hAnsi="Open Sans"/>
+          <w:b w:val="0"/>
+          <w:i w:val="0"/>
+          <w:color w:val="59595B"/>
+          <w:sz w:val="22"/>
+        </w:rPr>
+        <w:t>as part of the same deployment cycle.</w:t>
+      </w:r>
+    </w:p>
+    <w:p>
+      <w:pPr>
+        <w:pStyle w:val="ListBullet"/>
+        <w:spacing w:after="80"/>
+      </w:pPr>
+      <w:r>
+        <w:rPr>
+          <w:rFonts w:ascii="Open Sans" w:hAnsi="Open Sans"/>
+          <w:b/>
+          <w:i w:val="0"/>
+          <w:color w:val="1A1A2E"/>
+          <w:sz w:val="22"/>
+        </w:rPr>
+        <w:t xml:space="preserve">Coordinated patches across 5 different software vendors </w:t>
+      </w:r>
+      <w:r>
+        <w:rPr>
+          <w:rFonts w:ascii="Open Sans" w:hAnsi="Open Sans"/>
+          <w:b w:val="0"/>
+          <w:i w:val="0"/>
+          <w:color w:val="59595B"/>
+          <w:sz w:val="22"/>
+        </w:rPr>
+        <w:t>(Microsoft, Adobe, browser makers, and others) so your team doesn't have to track each vendor's release calendar.</w:t>
+      </w:r>
+    </w:p>
+    <w:p>
+      <w:pPr>
+        <w:pStyle w:val="ListBullet"/>
+        <w:spacing w:after="80"/>
+      </w:pPr>
+      <w:r>
+        <w:rPr>
+          <w:rFonts w:ascii="Open Sans" w:hAnsi="Open Sans"/>
+          <w:b/>
+          <w:i w:val="0"/>
+          <w:color w:val="1A1A2E"/>
+          <w:sz w:val="22"/>
+        </w:rPr>
+        <w:t xml:space="preserve">Monitored the patch infrastructure 24×7: </w:t>
+      </w:r>
+      <w:r>
+        <w:rPr>
+          <w:rFonts w:ascii="Open Sans" w:hAnsi="Open Sans"/>
+          <w:b w:val="0"/>
+          <w:i w:val="0"/>
+          <w:color w:val="59595B"/>
+          <w:sz w:val="22"/>
+        </w:rPr>
+        <w:t>patch scan health, deployment status, distribution server connectivity, and endpoint check-in were all under continuous monitoring throughout the month.</w:t>
+      </w:r>
+    </w:p>
+    <w:tbl>
+      <w:tblPr>
+        <w:tblW w:type="auto" w:w="0"/>
+        <w:tblLayout w:type="fixed"/>
+        <w:tblLook w:firstColumn="1" w:firstRow="1" w:lastColumn="0" w:lastRow="0" w:noHBand="0" w:noVBand="1" w:val="04A0"/>
+      </w:tblPr>
+      <w:tblGrid>
+        <w:gridCol w:w="94"/>
+        <w:gridCol w:w="8976"/>
+      </w:tblGrid>
+      <w:tr>
+        <w:tc>
+          <w:tcPr>
+            <w:tcW w:type="dxa" w:w="94"/>
+            <w:shd w:val="clear" w:color="auto" w:fill="006DB6"/>
+            <w:tcBorders>
+              <w:top w:val="nil"/>
+              <w:left w:val="nil"/>
+              <w:bottom w:val="nil"/>
+              <w:right w:val="nil"/>
+              <w:insideH w:val="nil"/>
+              <w:insideV w:val="nil"/>
+            </w:tcBorders>
+          </w:tcPr>
+          <w:p/>
+        </w:tc>
+        <w:tc>
+          <w:tcPr>
+            <w:tcW w:type="dxa" w:w="8976"/>
+            <w:tcBorders>
+              <w:top w:val="nil"/>
+              <w:left w:val="nil"/>
+              <w:bottom w:val="nil"/>
+              <w:right w:val="nil"/>
+              <w:insideH w:val="nil"/>
+              <w:insideV w:val="nil"/>
+            </w:tcBorders>
+          </w:tcPr>
+          <w:p>
+            <w:pPr>
+              <w:spacing w:before="80" w:after="80"/>
+            </w:pPr>
+            <w:r>
+              <w:rPr>
+                <w:rFonts w:ascii="Open Sans" w:hAnsi="Open Sans"/>
+                <w:b/>
+                <w:i w:val="0"/>
+                <w:color w:val="006DB6"/>
+                <w:sz w:val="28"/>
+              </w:rPr>
+              <w:t xml:space="preserve">  Recommendations</w:t>
+            </w:r>
+          </w:p>
+        </w:tc>
+      </w:tr>
+    </w:tbl>
+    <w:p>
+      <w:pPr>
+        <w:pStyle w:val="ListBullet"/>
+        <w:spacing w:after="80"/>
+      </w:pPr>
+      <w:r>
+        <w:rPr>
+          <w:rFonts w:ascii="Open Sans" w:hAnsi="Open Sans"/>
+          <w:b/>
+          <w:i w:val="0"/>
+          <w:color w:val="1A1A2E"/>
+          <w:sz w:val="22"/>
+        </w:rPr>
+        <w:t xml:space="preserve">Move to an automated patch schedule: </w:t>
+      </w:r>
+      <w:r>
+        <w:rPr>
+          <w:rFonts w:ascii="Open Sans" w:hAnsi="Open Sans"/>
+          <w:b w:val="0"/>
+          <w:i w:val="0"/>
+          <w:color w:val="59595B"/>
+          <w:sz w:val="22"/>
+        </w:rPr>
+        <w:t>your endpoints are currently patched on-demand. Moving to a recurring weekly window (typical: Friday/Saturday evenings) would shrink the time-to-patch on critical vulnerabilities and reduce the manual coordination needed each month.</w:t>
+      </w:r>
+    </w:p>
     <w:tbl>
       <w:tblPr>
         <w:tblW w:type="auto" w:w="0"/>
@@ -3143,7 +3400,7 @@
           <w:color w:val="59595B"/>
           <w:sz w:val="22"/>
         </w:rPr>
-        <w:t>Report generated 2026-05-02 17:37 for client 'KES' covering March 2026 (installations between the 1st and last day of the month, UTC).</w:t>
+        <w:t>Report generated 2026-05-02 18:08 for client 'KES' covering March 2026 (installations between the 1st and last day of the month, UTC).</w:t>
       </w:r>
     </w:p>
     <w:p>
@@ -3158,7 +3415,7 @@
           <w:color w:val="59595B"/>
           <w:sz w:val="22"/>
         </w:rPr>
-        <w:t>For questions about any item in this report, or to request a different reporting cadence, contact your Technijian account manager or open a ticket via the Client Portal.</w:t>
+        <w:t>For questions about any item in this report, or to request a different reporting cadence, email support@technijian.com.</w:t>
       </w:r>
     </w:p>
     <w:sectPr>

--- a/clients/kes/me_ec/reports/KES - ME EC Patch Activity - 2026-03.docx
+++ b/clients/kes/me_ec/reports/KES - ME EC Patch Activity - 2026-03.docx
@@ -3125,6 +3125,644 @@
                 <w:color w:val="006DB6"/>
                 <w:sz w:val="28"/>
               </w:rPr>
+              <w:t xml:space="preserve">  Year-to-Date Patch Coverage</w:t>
+            </w:r>
+          </w:p>
+        </w:tc>
+      </w:tr>
+    </w:tbl>
+    <w:p>
+      <w:pPr>
+        <w:spacing w:after="160"/>
+      </w:pPr>
+      <w:r>
+        <w:rPr>
+          <w:rFonts w:ascii="Open Sans" w:hAnsi="Open Sans"/>
+          <w:b w:val="0"/>
+          <w:i w:val="0"/>
+          <w:color w:val="59595B"/>
+          <w:sz w:val="22"/>
+        </w:rPr>
+        <w:t>Cumulative 2026 patch deployment totals through March 2026, month by month. The running totals show Technijian's protection compounding across the calendar year.</w:t>
+      </w:r>
+    </w:p>
+    <w:tbl>
+      <w:tblPr>
+        <w:tblW w:type="auto" w:w="0"/>
+        <w:tblLayout w:type="fixed"/>
+        <w:tblLook w:firstColumn="1" w:firstRow="1" w:lastColumn="0" w:lastRow="0" w:noHBand="0" w:noVBand="1" w:val="04A0"/>
+      </w:tblPr>
+      <w:tblGrid>
+        <w:gridCol w:w="1872"/>
+        <w:gridCol w:w="1872"/>
+        <w:gridCol w:w="1872"/>
+        <w:gridCol w:w="1872"/>
+        <w:gridCol w:w="1872"/>
+      </w:tblGrid>
+      <w:tr>
+        <w:tc>
+          <w:tcPr>
+            <w:tcW w:type="dxa" w:w="1728"/>
+            <w:shd w:val="clear" w:color="auto" w:fill="006DB6"/>
+            <w:tcBorders>
+              <w:top w:val="single" w:sz="4" w:color="E9ECEF"/>
+              <w:left w:val="single" w:sz="4" w:color="E9ECEF"/>
+              <w:bottom w:val="single" w:sz="4" w:color="E9ECEF"/>
+              <w:right w:val="single" w:sz="4" w:color="E9ECEF"/>
+            </w:tcBorders>
+          </w:tcPr>
+          <w:p>
+            <w:pPr>
+              <w:spacing w:before="40" w:after="40"/>
+            </w:pPr>
+            <w:r>
+              <w:rPr>
+                <w:rFonts w:ascii="Open Sans" w:hAnsi="Open Sans"/>
+                <w:b/>
+                <w:i w:val="0"/>
+                <w:color w:val="FFFFFF"/>
+                <w:sz w:val="20"/>
+              </w:rPr>
+              <w:t>Month</w:t>
+            </w:r>
+          </w:p>
+        </w:tc>
+        <w:tc>
+          <w:tcPr>
+            <w:tcW w:type="dxa" w:w="2016"/>
+            <w:shd w:val="clear" w:color="auto" w:fill="006DB6"/>
+            <w:tcBorders>
+              <w:top w:val="single" w:sz="4" w:color="E9ECEF"/>
+              <w:left w:val="single" w:sz="4" w:color="E9ECEF"/>
+              <w:bottom w:val="single" w:sz="4" w:color="E9ECEF"/>
+              <w:right w:val="single" w:sz="4" w:color="E9ECEF"/>
+            </w:tcBorders>
+          </w:tcPr>
+          <w:p>
+            <w:pPr>
+              <w:spacing w:before="40" w:after="40"/>
+            </w:pPr>
+            <w:r>
+              <w:rPr>
+                <w:rFonts w:ascii="Open Sans" w:hAnsi="Open Sans"/>
+                <w:b/>
+                <w:i w:val="0"/>
+                <w:color w:val="FFFFFF"/>
+                <w:sz w:val="20"/>
+              </w:rPr>
+              <w:t>Patches Deployed</w:t>
+            </w:r>
+          </w:p>
+        </w:tc>
+        <w:tc>
+          <w:tcPr>
+            <w:tcW w:type="dxa" w:w="1728"/>
+            <w:shd w:val="clear" w:color="auto" w:fill="006DB6"/>
+            <w:tcBorders>
+              <w:top w:val="single" w:sz="4" w:color="E9ECEF"/>
+              <w:left w:val="single" w:sz="4" w:color="E9ECEF"/>
+              <w:bottom w:val="single" w:sz="4" w:color="E9ECEF"/>
+              <w:right w:val="single" w:sz="4" w:color="E9ECEF"/>
+            </w:tcBorders>
+          </w:tcPr>
+          <w:p>
+            <w:pPr>
+              <w:spacing w:before="40" w:after="40"/>
+            </w:pPr>
+            <w:r>
+              <w:rPr>
+                <w:rFonts w:ascii="Open Sans" w:hAnsi="Open Sans"/>
+                <w:b/>
+                <w:i w:val="0"/>
+                <w:color w:val="FFFFFF"/>
+                <w:sz w:val="20"/>
+              </w:rPr>
+              <w:t>Critical Patches</w:t>
+            </w:r>
+          </w:p>
+        </w:tc>
+        <w:tc>
+          <w:tcPr>
+            <w:tcW w:type="dxa" w:w="2016"/>
+            <w:shd w:val="clear" w:color="auto" w:fill="006DB6"/>
+            <w:tcBorders>
+              <w:top w:val="single" w:sz="4" w:color="E9ECEF"/>
+              <w:left w:val="single" w:sz="4" w:color="E9ECEF"/>
+              <w:bottom w:val="single" w:sz="4" w:color="E9ECEF"/>
+              <w:right w:val="single" w:sz="4" w:color="E9ECEF"/>
+            </w:tcBorders>
+          </w:tcPr>
+          <w:p>
+            <w:pPr>
+              <w:spacing w:before="40" w:after="40"/>
+            </w:pPr>
+            <w:r>
+              <w:rPr>
+                <w:rFonts w:ascii="Open Sans" w:hAnsi="Open Sans"/>
+                <w:b/>
+                <w:i w:val="0"/>
+                <w:color w:val="FFFFFF"/>
+                <w:sz w:val="20"/>
+              </w:rPr>
+              <w:t>Endpoints Patched</w:t>
+            </w:r>
+          </w:p>
+        </w:tc>
+        <w:tc>
+          <w:tcPr>
+            <w:tcW w:type="dxa" w:w="1440"/>
+            <w:shd w:val="clear" w:color="auto" w:fill="006DB6"/>
+            <w:tcBorders>
+              <w:top w:val="single" w:sz="4" w:color="E9ECEF"/>
+              <w:left w:val="single" w:sz="4" w:color="E9ECEF"/>
+              <w:bottom w:val="single" w:sz="4" w:color="E9ECEF"/>
+              <w:right w:val="single" w:sz="4" w:color="E9ECEF"/>
+            </w:tcBorders>
+          </w:tcPr>
+          <w:p>
+            <w:pPr>
+              <w:spacing w:before="40" w:after="40"/>
+            </w:pPr>
+            <w:r>
+              <w:rPr>
+                <w:rFonts w:ascii="Open Sans" w:hAnsi="Open Sans"/>
+                <w:b/>
+                <w:i w:val="0"/>
+                <w:color w:val="FFFFFF"/>
+                <w:sz w:val="20"/>
+              </w:rPr>
+              <w:t>YTD Total</w:t>
+            </w:r>
+          </w:p>
+        </w:tc>
+      </w:tr>
+      <w:tr>
+        <w:tc>
+          <w:tcPr>
+            <w:tcW w:type="dxa" w:w="1728"/>
+            <w:tcBorders>
+              <w:top w:val="single" w:sz="4" w:color="E9ECEF"/>
+              <w:left w:val="single" w:sz="4" w:color="E9ECEF"/>
+              <w:bottom w:val="single" w:sz="4" w:color="E9ECEF"/>
+              <w:right w:val="single" w:sz="4" w:color="E9ECEF"/>
+            </w:tcBorders>
+          </w:tcPr>
+          <w:p>
+            <w:pPr>
+              <w:spacing w:before="40" w:after="40"/>
+            </w:pPr>
+            <w:r>
+              <w:rPr>
+                <w:rFonts w:ascii="Open Sans" w:hAnsi="Open Sans"/>
+                <w:b w:val="0"/>
+                <w:i w:val="0"/>
+                <w:color w:val="59595B"/>
+                <w:sz w:val="19"/>
+              </w:rPr>
+              <w:t>January</w:t>
+            </w:r>
+          </w:p>
+        </w:tc>
+        <w:tc>
+          <w:tcPr>
+            <w:tcW w:type="dxa" w:w="2016"/>
+            <w:tcBorders>
+              <w:top w:val="single" w:sz="4" w:color="E9ECEF"/>
+              <w:left w:val="single" w:sz="4" w:color="E9ECEF"/>
+              <w:bottom w:val="single" w:sz="4" w:color="E9ECEF"/>
+              <w:right w:val="single" w:sz="4" w:color="E9ECEF"/>
+            </w:tcBorders>
+          </w:tcPr>
+          <w:p>
+            <w:pPr>
+              <w:spacing w:before="40" w:after="40"/>
+            </w:pPr>
+            <w:r>
+              <w:rPr>
+                <w:rFonts w:ascii="Open Sans" w:hAnsi="Open Sans"/>
+                <w:b w:val="0"/>
+                <w:i w:val="0"/>
+                <w:color w:val="59595B"/>
+                <w:sz w:val="19"/>
+              </w:rPr>
+              <w:t>0</w:t>
+            </w:r>
+          </w:p>
+        </w:tc>
+        <w:tc>
+          <w:tcPr>
+            <w:tcW w:type="dxa" w:w="1728"/>
+            <w:tcBorders>
+              <w:top w:val="single" w:sz="4" w:color="E9ECEF"/>
+              <w:left w:val="single" w:sz="4" w:color="E9ECEF"/>
+              <w:bottom w:val="single" w:sz="4" w:color="E9ECEF"/>
+              <w:right w:val="single" w:sz="4" w:color="E9ECEF"/>
+            </w:tcBorders>
+          </w:tcPr>
+          <w:p>
+            <w:pPr>
+              <w:spacing w:before="40" w:after="40"/>
+            </w:pPr>
+            <w:r>
+              <w:rPr>
+                <w:rFonts w:ascii="Open Sans" w:hAnsi="Open Sans"/>
+                <w:b w:val="0"/>
+                <w:i w:val="0"/>
+                <w:color w:val="59595B"/>
+                <w:sz w:val="19"/>
+              </w:rPr>
+              <w:t>0</w:t>
+            </w:r>
+          </w:p>
+        </w:tc>
+        <w:tc>
+          <w:tcPr>
+            <w:tcW w:type="dxa" w:w="2016"/>
+            <w:tcBorders>
+              <w:top w:val="single" w:sz="4" w:color="E9ECEF"/>
+              <w:left w:val="single" w:sz="4" w:color="E9ECEF"/>
+              <w:bottom w:val="single" w:sz="4" w:color="E9ECEF"/>
+              <w:right w:val="single" w:sz="4" w:color="E9ECEF"/>
+            </w:tcBorders>
+          </w:tcPr>
+          <w:p>
+            <w:pPr>
+              <w:spacing w:before="40" w:after="40"/>
+            </w:pPr>
+            <w:r>
+              <w:rPr>
+                <w:rFonts w:ascii="Open Sans" w:hAnsi="Open Sans"/>
+                <w:b w:val="0"/>
+                <w:i w:val="0"/>
+                <w:color w:val="59595B"/>
+                <w:sz w:val="19"/>
+              </w:rPr>
+              <w:t>0</w:t>
+            </w:r>
+          </w:p>
+        </w:tc>
+        <w:tc>
+          <w:tcPr>
+            <w:tcW w:type="dxa" w:w="1440"/>
+            <w:tcBorders>
+              <w:top w:val="single" w:sz="4" w:color="E9ECEF"/>
+              <w:left w:val="single" w:sz="4" w:color="E9ECEF"/>
+              <w:bottom w:val="single" w:sz="4" w:color="E9ECEF"/>
+              <w:right w:val="single" w:sz="4" w:color="E9ECEF"/>
+            </w:tcBorders>
+          </w:tcPr>
+          <w:p>
+            <w:pPr>
+              <w:spacing w:before="40" w:after="40"/>
+            </w:pPr>
+            <w:r>
+              <w:rPr>
+                <w:rFonts w:ascii="Open Sans" w:hAnsi="Open Sans"/>
+                <w:b w:val="0"/>
+                <w:i w:val="0"/>
+                <w:color w:val="59595B"/>
+                <w:sz w:val="19"/>
+              </w:rPr>
+              <w:t>0</w:t>
+            </w:r>
+          </w:p>
+        </w:tc>
+      </w:tr>
+      <w:tr>
+        <w:tc>
+          <w:tcPr>
+            <w:tcW w:type="dxa" w:w="1728"/>
+            <w:shd w:val="clear" w:color="auto" w:fill="F8F9FA"/>
+            <w:tcBorders>
+              <w:top w:val="single" w:sz="4" w:color="E9ECEF"/>
+              <w:left w:val="single" w:sz="4" w:color="E9ECEF"/>
+              <w:bottom w:val="single" w:sz="4" w:color="E9ECEF"/>
+              <w:right w:val="single" w:sz="4" w:color="E9ECEF"/>
+            </w:tcBorders>
+          </w:tcPr>
+          <w:p>
+            <w:pPr>
+              <w:spacing w:before="40" w:after="40"/>
+            </w:pPr>
+            <w:r>
+              <w:rPr>
+                <w:rFonts w:ascii="Open Sans" w:hAnsi="Open Sans"/>
+                <w:b w:val="0"/>
+                <w:i w:val="0"/>
+                <w:color w:val="59595B"/>
+                <w:sz w:val="19"/>
+              </w:rPr>
+              <w:t>February</w:t>
+            </w:r>
+          </w:p>
+        </w:tc>
+        <w:tc>
+          <w:tcPr>
+            <w:tcW w:type="dxa" w:w="2016"/>
+            <w:shd w:val="clear" w:color="auto" w:fill="F8F9FA"/>
+            <w:tcBorders>
+              <w:top w:val="single" w:sz="4" w:color="E9ECEF"/>
+              <w:left w:val="single" w:sz="4" w:color="E9ECEF"/>
+              <w:bottom w:val="single" w:sz="4" w:color="E9ECEF"/>
+              <w:right w:val="single" w:sz="4" w:color="E9ECEF"/>
+            </w:tcBorders>
+          </w:tcPr>
+          <w:p>
+            <w:pPr>
+              <w:spacing w:before="40" w:after="40"/>
+            </w:pPr>
+            <w:r>
+              <w:rPr>
+                <w:rFonts w:ascii="Open Sans" w:hAnsi="Open Sans"/>
+                <w:b w:val="0"/>
+                <w:i w:val="0"/>
+                <w:color w:val="59595B"/>
+                <w:sz w:val="19"/>
+              </w:rPr>
+              <w:t>0</w:t>
+            </w:r>
+          </w:p>
+        </w:tc>
+        <w:tc>
+          <w:tcPr>
+            <w:tcW w:type="dxa" w:w="1728"/>
+            <w:shd w:val="clear" w:color="auto" w:fill="F8F9FA"/>
+            <w:tcBorders>
+              <w:top w:val="single" w:sz="4" w:color="E9ECEF"/>
+              <w:left w:val="single" w:sz="4" w:color="E9ECEF"/>
+              <w:bottom w:val="single" w:sz="4" w:color="E9ECEF"/>
+              <w:right w:val="single" w:sz="4" w:color="E9ECEF"/>
+            </w:tcBorders>
+          </w:tcPr>
+          <w:p>
+            <w:pPr>
+              <w:spacing w:before="40" w:after="40"/>
+            </w:pPr>
+            <w:r>
+              <w:rPr>
+                <w:rFonts w:ascii="Open Sans" w:hAnsi="Open Sans"/>
+                <w:b w:val="0"/>
+                <w:i w:val="0"/>
+                <w:color w:val="59595B"/>
+                <w:sz w:val="19"/>
+              </w:rPr>
+              <w:t>0</w:t>
+            </w:r>
+          </w:p>
+        </w:tc>
+        <w:tc>
+          <w:tcPr>
+            <w:tcW w:type="dxa" w:w="2016"/>
+            <w:shd w:val="clear" w:color="auto" w:fill="F8F9FA"/>
+            <w:tcBorders>
+              <w:top w:val="single" w:sz="4" w:color="E9ECEF"/>
+              <w:left w:val="single" w:sz="4" w:color="E9ECEF"/>
+              <w:bottom w:val="single" w:sz="4" w:color="E9ECEF"/>
+              <w:right w:val="single" w:sz="4" w:color="E9ECEF"/>
+            </w:tcBorders>
+          </w:tcPr>
+          <w:p>
+            <w:pPr>
+              <w:spacing w:before="40" w:after="40"/>
+            </w:pPr>
+            <w:r>
+              <w:rPr>
+                <w:rFonts w:ascii="Open Sans" w:hAnsi="Open Sans"/>
+                <w:b w:val="0"/>
+                <w:i w:val="0"/>
+                <w:color w:val="59595B"/>
+                <w:sz w:val="19"/>
+              </w:rPr>
+              <w:t>0</w:t>
+            </w:r>
+          </w:p>
+        </w:tc>
+        <w:tc>
+          <w:tcPr>
+            <w:tcW w:type="dxa" w:w="1440"/>
+            <w:shd w:val="clear" w:color="auto" w:fill="F8F9FA"/>
+            <w:tcBorders>
+              <w:top w:val="single" w:sz="4" w:color="E9ECEF"/>
+              <w:left w:val="single" w:sz="4" w:color="E9ECEF"/>
+              <w:bottom w:val="single" w:sz="4" w:color="E9ECEF"/>
+              <w:right w:val="single" w:sz="4" w:color="E9ECEF"/>
+            </w:tcBorders>
+          </w:tcPr>
+          <w:p>
+            <w:pPr>
+              <w:spacing w:before="40" w:after="40"/>
+            </w:pPr>
+            <w:r>
+              <w:rPr>
+                <w:rFonts w:ascii="Open Sans" w:hAnsi="Open Sans"/>
+                <w:b w:val="0"/>
+                <w:i w:val="0"/>
+                <w:color w:val="59595B"/>
+                <w:sz w:val="19"/>
+              </w:rPr>
+              <w:t>0</w:t>
+            </w:r>
+          </w:p>
+        </w:tc>
+      </w:tr>
+      <w:tr>
+        <w:tc>
+          <w:tcPr>
+            <w:tcW w:type="dxa" w:w="1728"/>
+            <w:tcBorders>
+              <w:top w:val="single" w:sz="4" w:color="E9ECEF"/>
+              <w:left w:val="single" w:sz="4" w:color="E9ECEF"/>
+              <w:bottom w:val="single" w:sz="4" w:color="E9ECEF"/>
+              <w:right w:val="single" w:sz="4" w:color="E9ECEF"/>
+            </w:tcBorders>
+          </w:tcPr>
+          <w:p>
+            <w:pPr>
+              <w:spacing w:before="40" w:after="40"/>
+            </w:pPr>
+            <w:r>
+              <w:rPr>
+                <w:rFonts w:ascii="Open Sans" w:hAnsi="Open Sans"/>
+                <w:b w:val="0"/>
+                <w:i w:val="0"/>
+                <w:color w:val="59595B"/>
+                <w:sz w:val="19"/>
+              </w:rPr>
+              <w:t>March</w:t>
+            </w:r>
+          </w:p>
+        </w:tc>
+        <w:tc>
+          <w:tcPr>
+            <w:tcW w:type="dxa" w:w="2016"/>
+            <w:tcBorders>
+              <w:top w:val="single" w:sz="4" w:color="E9ECEF"/>
+              <w:left w:val="single" w:sz="4" w:color="E9ECEF"/>
+              <w:bottom w:val="single" w:sz="4" w:color="E9ECEF"/>
+              <w:right w:val="single" w:sz="4" w:color="E9ECEF"/>
+            </w:tcBorders>
+          </w:tcPr>
+          <w:p>
+            <w:pPr>
+              <w:spacing w:before="40" w:after="40"/>
+            </w:pPr>
+            <w:r>
+              <w:rPr>
+                <w:rFonts w:ascii="Open Sans" w:hAnsi="Open Sans"/>
+                <w:b w:val="0"/>
+                <w:i w:val="0"/>
+                <w:color w:val="59595B"/>
+                <w:sz w:val="19"/>
+              </w:rPr>
+              <w:t>14</w:t>
+            </w:r>
+          </w:p>
+        </w:tc>
+        <w:tc>
+          <w:tcPr>
+            <w:tcW w:type="dxa" w:w="1728"/>
+            <w:tcBorders>
+              <w:top w:val="single" w:sz="4" w:color="E9ECEF"/>
+              <w:left w:val="single" w:sz="4" w:color="E9ECEF"/>
+              <w:bottom w:val="single" w:sz="4" w:color="E9ECEF"/>
+              <w:right w:val="single" w:sz="4" w:color="E9ECEF"/>
+            </w:tcBorders>
+          </w:tcPr>
+          <w:p>
+            <w:pPr>
+              <w:spacing w:before="40" w:after="40"/>
+            </w:pPr>
+            <w:r>
+              <w:rPr>
+                <w:rFonts w:ascii="Open Sans" w:hAnsi="Open Sans"/>
+                <w:b w:val="0"/>
+                <w:i w:val="0"/>
+                <w:color w:val="59595B"/>
+                <w:sz w:val="19"/>
+              </w:rPr>
+              <w:t>0</w:t>
+            </w:r>
+          </w:p>
+        </w:tc>
+        <w:tc>
+          <w:tcPr>
+            <w:tcW w:type="dxa" w:w="2016"/>
+            <w:tcBorders>
+              <w:top w:val="single" w:sz="4" w:color="E9ECEF"/>
+              <w:left w:val="single" w:sz="4" w:color="E9ECEF"/>
+              <w:bottom w:val="single" w:sz="4" w:color="E9ECEF"/>
+              <w:right w:val="single" w:sz="4" w:color="E9ECEF"/>
+            </w:tcBorders>
+          </w:tcPr>
+          <w:p>
+            <w:pPr>
+              <w:spacing w:before="40" w:after="40"/>
+            </w:pPr>
+            <w:r>
+              <w:rPr>
+                <w:rFonts w:ascii="Open Sans" w:hAnsi="Open Sans"/>
+                <w:b w:val="0"/>
+                <w:i w:val="0"/>
+                <w:color w:val="59595B"/>
+                <w:sz w:val="19"/>
+              </w:rPr>
+              <w:t>1</w:t>
+            </w:r>
+          </w:p>
+        </w:tc>
+        <w:tc>
+          <w:tcPr>
+            <w:tcW w:type="dxa" w:w="1440"/>
+            <w:tcBorders>
+              <w:top w:val="single" w:sz="4" w:color="E9ECEF"/>
+              <w:left w:val="single" w:sz="4" w:color="E9ECEF"/>
+              <w:bottom w:val="single" w:sz="4" w:color="E9ECEF"/>
+              <w:right w:val="single" w:sz="4" w:color="E9ECEF"/>
+            </w:tcBorders>
+          </w:tcPr>
+          <w:p>
+            <w:pPr>
+              <w:spacing w:before="40" w:after="40"/>
+            </w:pPr>
+            <w:r>
+              <w:rPr>
+                <w:rFonts w:ascii="Open Sans" w:hAnsi="Open Sans"/>
+                <w:b w:val="0"/>
+                <w:i w:val="0"/>
+                <w:color w:val="59595B"/>
+                <w:sz w:val="19"/>
+              </w:rPr>
+              <w:t>14</w:t>
+            </w:r>
+          </w:p>
+        </w:tc>
+      </w:tr>
+    </w:tbl>
+    <w:p>
+      <w:pPr>
+        <w:spacing w:after="160"/>
+      </w:pPr>
+      <w:r>
+        <w:rPr>
+          <w:rFonts w:ascii="Open Sans" w:hAnsi="Open Sans"/>
+          <w:b/>
+          <w:i w:val="0"/>
+          <w:color w:val="1A1A2E"/>
+          <w:sz w:val="22"/>
+        </w:rPr>
+        <w:t>Through March 2026, Technijian has deployed 14 patches year-to-date — including 0 Critical-severity vulnerabilities closed.</w:t>
+      </w:r>
+    </w:p>
+    <w:tbl>
+      <w:tblPr>
+        <w:tblW w:type="auto" w:w="0"/>
+        <w:tblLayout w:type="fixed"/>
+        <w:tblLook w:firstColumn="1" w:firstRow="1" w:lastColumn="0" w:lastRow="0" w:noHBand="0" w:noVBand="1" w:val="04A0"/>
+      </w:tblPr>
+      <w:tblGrid>
+        <w:gridCol w:w="94"/>
+        <w:gridCol w:w="8976"/>
+      </w:tblGrid>
+      <w:tr>
+        <w:tc>
+          <w:tcPr>
+            <w:tcW w:type="dxa" w:w="94"/>
+            <w:shd w:val="clear" w:color="auto" w:fill="006DB6"/>
+            <w:tcBorders>
+              <w:top w:val="nil"/>
+              <w:left w:val="nil"/>
+              <w:bottom w:val="nil"/>
+              <w:right w:val="nil"/>
+              <w:insideH w:val="nil"/>
+              <w:insideV w:val="nil"/>
+            </w:tcBorders>
+          </w:tcPr>
+          <w:p/>
+        </w:tc>
+        <w:tc>
+          <w:tcPr>
+            <w:tcW w:type="dxa" w:w="8976"/>
+            <w:tcBorders>
+              <w:top w:val="nil"/>
+              <w:left w:val="nil"/>
+              <w:bottom w:val="nil"/>
+              <w:right w:val="nil"/>
+              <w:insideH w:val="nil"/>
+              <w:insideV w:val="nil"/>
+            </w:tcBorders>
+          </w:tcPr>
+          <w:p>
+            <w:pPr>
+              <w:spacing w:before="80" w:after="80"/>
+            </w:pPr>
+            <w:r>
+              <w:rPr>
+                <w:rFonts w:ascii="Open Sans" w:hAnsi="Open Sans"/>
+                <w:b/>
+                <w:i w:val="0"/>
+                <w:color w:val="006DB6"/>
+                <w:sz w:val="28"/>
+              </w:rPr>
               <w:t xml:space="preserve">  What Technijian Did For You</w:t>
             </w:r>
           </w:p>
@@ -3233,6 +3871,219 @@
           <w:sz w:val="22"/>
         </w:rPr>
         <w:t>patch scan health, deployment status, distribution server connectivity, and endpoint check-in were all under continuous monitoring throughout the month.</w:t>
+      </w:r>
+    </w:p>
+    <w:tbl>
+      <w:tblPr>
+        <w:tblW w:type="auto" w:w="0"/>
+        <w:tblLayout w:type="fixed"/>
+        <w:tblLook w:firstColumn="1" w:firstRow="1" w:lastColumn="0" w:lastRow="0" w:noHBand="0" w:noVBand="1" w:val="04A0"/>
+      </w:tblPr>
+      <w:tblGrid>
+        <w:gridCol w:w="94"/>
+        <w:gridCol w:w="8976"/>
+      </w:tblGrid>
+      <w:tr>
+        <w:tc>
+          <w:tcPr>
+            <w:tcW w:type="dxa" w:w="94"/>
+            <w:shd w:val="clear" w:color="auto" w:fill="006DB6"/>
+            <w:tcBorders>
+              <w:top w:val="nil"/>
+              <w:left w:val="nil"/>
+              <w:bottom w:val="nil"/>
+              <w:right w:val="nil"/>
+              <w:insideH w:val="nil"/>
+              <w:insideV w:val="nil"/>
+            </w:tcBorders>
+          </w:tcPr>
+          <w:p/>
+        </w:tc>
+        <w:tc>
+          <w:tcPr>
+            <w:tcW w:type="dxa" w:w="8976"/>
+            <w:tcBorders>
+              <w:top w:val="nil"/>
+              <w:left w:val="nil"/>
+              <w:bottom w:val="nil"/>
+              <w:right w:val="nil"/>
+              <w:insideH w:val="nil"/>
+              <w:insideV w:val="nil"/>
+            </w:tcBorders>
+          </w:tcPr>
+          <w:p>
+            <w:pPr>
+              <w:spacing w:before="80" w:after="80"/>
+            </w:pPr>
+            <w:r>
+              <w:rPr>
+                <w:rFonts w:ascii="Open Sans" w:hAnsi="Open Sans"/>
+                <w:b/>
+                <w:i w:val="0"/>
+                <w:color w:val="006DB6"/>
+                <w:sz w:val="28"/>
+              </w:rPr>
+              <w:t xml:space="preserve">  Industry News &amp; Vendor Innovations</w:t>
+            </w:r>
+          </w:p>
+        </w:tc>
+      </w:tr>
+    </w:tbl>
+    <w:p>
+      <w:pPr>
+        <w:spacing w:after="160"/>
+      </w:pPr>
+      <w:r>
+        <w:rPr>
+          <w:rFonts w:ascii="Open Sans" w:hAnsi="Open Sans"/>
+          <w:b w:val="0"/>
+          <w:i w:val="0"/>
+          <w:color w:val="59595B"/>
+          <w:sz w:val="22"/>
+        </w:rPr>
+        <w:t>ManageEngine announced no major platform changes this month. Routine detection-content updates and sensor improvements continued to roll out automatically. Technijian tracks ManageEngine's release notes monthly so future updates land in this section as they're published.</w:t>
+      </w:r>
+    </w:p>
+    <w:tbl>
+      <w:tblPr>
+        <w:tblW w:type="auto" w:w="0"/>
+        <w:tblLayout w:type="fixed"/>
+        <w:tblLook w:firstColumn="1" w:firstRow="1" w:lastColumn="0" w:lastRow="0" w:noHBand="0" w:noVBand="1" w:val="04A0"/>
+      </w:tblPr>
+      <w:tblGrid>
+        <w:gridCol w:w="94"/>
+        <w:gridCol w:w="8976"/>
+      </w:tblGrid>
+      <w:tr>
+        <w:tc>
+          <w:tcPr>
+            <w:tcW w:type="dxa" w:w="94"/>
+            <w:shd w:val="clear" w:color="auto" w:fill="006DB6"/>
+            <w:tcBorders>
+              <w:top w:val="nil"/>
+              <w:left w:val="nil"/>
+              <w:bottom w:val="nil"/>
+              <w:right w:val="nil"/>
+              <w:insideH w:val="nil"/>
+              <w:insideV w:val="nil"/>
+            </w:tcBorders>
+          </w:tcPr>
+          <w:p/>
+        </w:tc>
+        <w:tc>
+          <w:tcPr>
+            <w:tcW w:type="dxa" w:w="8976"/>
+            <w:tcBorders>
+              <w:top w:val="nil"/>
+              <w:left w:val="nil"/>
+              <w:bottom w:val="nil"/>
+              <w:right w:val="nil"/>
+              <w:insideH w:val="nil"/>
+              <w:insideV w:val="nil"/>
+            </w:tcBorders>
+          </w:tcPr>
+          <w:p>
+            <w:pPr>
+              <w:spacing w:before="80" w:after="80"/>
+            </w:pPr>
+            <w:r>
+              <w:rPr>
+                <w:rFonts w:ascii="Open Sans" w:hAnsi="Open Sans"/>
+                <w:b/>
+                <w:i w:val="0"/>
+                <w:color w:val="006DB6"/>
+                <w:sz w:val="28"/>
+              </w:rPr>
+              <w:t xml:space="preserve">  Compliance Alignment</w:t>
+            </w:r>
+          </w:p>
+        </w:tc>
+      </w:tr>
+    </w:tbl>
+    <w:p>
+      <w:pPr>
+        <w:spacing w:after="160"/>
+      </w:pPr>
+      <w:r>
+        <w:rPr>
+          <w:rFonts w:ascii="Open Sans" w:hAnsi="Open Sans"/>
+          <w:b w:val="0"/>
+          <w:i w:val="0"/>
+          <w:color w:val="59595B"/>
+          <w:sz w:val="22"/>
+        </w:rPr>
+        <w:t>This client's industry classification is Construction / Homebuilding. Based on that classification, the data Technijian's stack is helping protect is most likely characterized as: PII (employees, customers).</w:t>
+      </w:r>
+    </w:p>
+    <w:p>
+      <w:pPr>
+        <w:spacing w:after="160"/>
+      </w:pPr>
+      <w:r>
+        <w:rPr>
+          <w:rFonts w:ascii="Open Sans" w:hAnsi="Open Sans"/>
+          <w:b w:val="0"/>
+          <w:i w:val="0"/>
+          <w:color w:val="59595B"/>
+          <w:sz w:val="21"/>
+        </w:rPr>
+        <w:t>Construction firms typically have minimal regulatory compliance obligations beyond general business privacy law (CCPA for California-resident data, OSHA for safety records). Government contracts (DoD, DOE) bring CMMC or NIST 800-171 into scope when applicable.</w:t>
+      </w:r>
+    </w:p>
+    <w:p>
+      <w:pPr>
+        <w:spacing w:after="160"/>
+      </w:pPr>
+      <w:r>
+        <w:rPr>
+          <w:rFonts w:ascii="Open Sans" w:hAnsi="Open Sans"/>
+          <w:b/>
+          <w:i w:val="0"/>
+          <w:color w:val="1A1A2E"/>
+          <w:sz w:val="22"/>
+        </w:rPr>
+        <w:t>How Technijian's monitoring stack supports each framework:</w:t>
+      </w:r>
+    </w:p>
+    <w:p>
+      <w:pPr>
+        <w:pStyle w:val="ListBullet"/>
+        <w:spacing w:after="80"/>
+      </w:pPr>
+      <w:r>
+        <w:rPr>
+          <w:rFonts w:ascii="Open Sans" w:hAnsi="Open Sans"/>
+          <w:b/>
+          <w:i w:val="0"/>
+          <w:color w:val="1A1A2E"/>
+          <w:sz w:val="22"/>
+        </w:rPr>
+        <w:t xml:space="preserve">California CCPA: </w:t>
+      </w:r>
+      <w:r>
+        <w:rPr>
+          <w:rFonts w:ascii="Open Sans" w:hAnsi="Open Sans"/>
+          <w:b w:val="0"/>
+          <w:i w:val="0"/>
+          <w:color w:val="59595B"/>
+          <w:sz w:val="22"/>
+        </w:rPr>
+        <w:t>breach-detection and incident-response capabilities support CCPA §1798.150 reasonable-security obligations and the 72-hour notification window for incidents involving California-resident PII.</w:t>
+      </w:r>
+    </w:p>
+    <w:p>
+      <w:pPr>
+        <w:spacing w:after="160"/>
+      </w:pPr>
+      <w:r>
+        <w:rPr>
+          <w:rFonts w:ascii="Open Sans" w:hAnsi="Open Sans"/>
+          <w:b w:val="0"/>
+          <w:i w:val="0"/>
+          <w:color w:val="59595B"/>
+          <w:sz w:val="19"/>
+        </w:rPr>
+        <w:t>This classification was generated automatically from the client's name and contact-domain signals. If the industry or compliance scope shown here doesn't match your operations, please reply to this report and we'll update the classification — Technijian's team can also produce a deeper compliance-posture report on request.</w:t>
       </w:r>
     </w:p>
     <w:tbl>
@@ -3400,7 +4251,7 @@
           <w:color w:val="59595B"/>
           <w:sz w:val="22"/>
         </w:rPr>
-        <w:t>Report generated 2026-05-02 18:08 for client 'KES' covering March 2026 (installations between the 1st and last day of the month, UTC).</w:t>
+        <w:t>Report generated 2026-05-02 19:02 for client 'KES' covering March 2026 (installations between the 1st and last day of the month, UTC).</w:t>
       </w:r>
     </w:p>
     <w:p>

--- a/clients/kes/me_ec/reports/KES - ME EC Patch Activity - 2026-03.docx
+++ b/clients/kes/me_ec/reports/KES - ME EC Patch Activity - 2026-03.docx
@@ -4251,7 +4251,7 @@
           <w:color w:val="59595B"/>
           <w:sz w:val="22"/>
         </w:rPr>
-        <w:t>Report generated 2026-05-02 19:02 for client 'KES' covering March 2026 (installations between the 1st and last day of the month, UTC).</w:t>
+        <w:t>Report generated 2026-05-02 20:00 for client 'KES' covering March 2026 (installations between the 1st and last day of the month, UTC).</w:t>
       </w:r>
     </w:p>
     <w:p>
